--- a/emc2expandedu.docx
+++ b/emc2expandedu.docx
@@ -42,23 +42,7 @@
           <w:sz w:val="24"/>
           <w:szCs w:val="24"/>
         </w:rPr>
-        <w:t xml:space="preserve">Throughout history, Isaac Newton and Albert Einstein shaped our understanding of motion, space, and time. Newton saw time as universal and </w:t>
-      </w:r>
-      <w:r>
-        <w:rPr>
-          <w:rFonts w:ascii="Times New Roman" w:eastAsia="Times New Roman" w:hAnsi="Times New Roman" w:cs="Times New Roman"/>
-          <w:sz w:val="24"/>
-          <w:szCs w:val="24"/>
-        </w:rPr>
-        <w:t>absolute flowing</w:t>
-      </w:r>
-      <w:r>
-        <w:rPr>
-          <w:rFonts w:ascii="Times New Roman" w:eastAsia="Times New Roman" w:hAnsi="Times New Roman" w:cs="Times New Roman"/>
-          <w:sz w:val="24"/>
-          <w:szCs w:val="24"/>
-        </w:rPr>
-        <w:t xml:space="preserve"> everywhere equally. Einstein showed that time is relative, changing with gravity and motion. Yet both were observing something deeper: not merely movement through space, but the very geometry of time itself—time travel in disguise. </w:t>
+        <w:t xml:space="preserve">Throughout history, Isaac Newton and Albert Einstein shaped our understanding of motion, space, and time. Newton saw time as universal and absolute flowing everywhere equally. Einstein showed that time is relative, changing with gravity and motion. Yet both were observing something deeper: not merely movement through space, but the very geometry of time itself—time travel in disguise. </w:t>
       </w:r>
     </w:p>
     <w:p>
@@ -153,23 +137,7 @@
           <w:sz w:val="24"/>
           <w:szCs w:val="24"/>
         </w:rPr>
-        <w:t xml:space="preserve">, where both kinematic and gravitational contributions to time dilation are minimized. This leads to the </w:t>
-      </w:r>
-      <w:r>
-        <w:rPr>
-          <w:rFonts w:ascii="Times New Roman" w:eastAsia="Times New Roman" w:hAnsi="Times New Roman" w:cs="Times New Roman"/>
-          <w:sz w:val="24"/>
-          <w:szCs w:val="24"/>
-        </w:rPr>
-        <w:t>following</w:t>
-      </w:r>
-      <w:r>
-        <w:rPr>
-          <w:rFonts w:ascii="Times New Roman" w:eastAsia="Times New Roman" w:hAnsi="Times New Roman" w:cs="Times New Roman"/>
-          <w:sz w:val="24"/>
-          <w:szCs w:val="24"/>
-        </w:rPr>
-        <w:t>:</w:t>
+        <w:t>, where both kinematic and gravitational contributions to time dilation are minimized. This leads to the following:</w:t>
       </w:r>
     </w:p>
     <w:p>
@@ -289,7 +257,6 @@
           <m:r>
             <w:rPr>
               <w:rFonts w:ascii="Cambria Math" w:eastAsia="Times New Roman" w:hAnsi="Cambria Math" w:cs="Times New Roman"/>
-              <w:i/>
               <w:sz w:val="24"/>
               <w:szCs w:val="24"/>
             </w:rPr>
@@ -578,6 +545,9 @@
             </m:e>
           </m:rad>
           <m:r>
+            <m:rPr>
+              <m:sty m:val="p"/>
+            </m:rPr>
             <w:rPr>
               <w:rFonts w:ascii="Cambria Math" w:eastAsia="Times New Roman" w:hAnsi="Cambria Math" w:cs="Times New Roman"/>
               <w:sz w:val="24"/>
@@ -603,23 +573,7 @@
           <w:sz w:val="24"/>
           <w:szCs w:val="24"/>
         </w:rPr>
-        <w:t xml:space="preserve">Time slows for objects </w:t>
-      </w:r>
-      <w:r>
-        <w:rPr>
-          <w:rFonts w:ascii="Times New Roman" w:eastAsia="Times New Roman" w:hAnsi="Times New Roman" w:cs="Times New Roman"/>
-          <w:sz w:val="24"/>
-          <w:szCs w:val="24"/>
-        </w:rPr>
-        <w:t>to move</w:t>
-      </w:r>
-      <w:r>
-        <w:rPr>
-          <w:rFonts w:ascii="Times New Roman" w:eastAsia="Times New Roman" w:hAnsi="Times New Roman" w:cs="Times New Roman"/>
-          <w:sz w:val="24"/>
-          <w:szCs w:val="24"/>
-        </w:rPr>
-        <w:t xml:space="preserve"> at high velocity relative to an observer.</w:t>
+        <w:t>Time slows for objects to move at high velocity relative to an observer.</w:t>
       </w:r>
     </w:p>
     <w:p>
@@ -750,6 +704,9 @@
             </m:e>
           </m:rad>
           <m:r>
+            <m:rPr>
+              <m:sty m:val="p"/>
+            </m:rPr>
             <w:rPr>
               <w:rFonts w:ascii="Cambria Math" w:eastAsia="Times New Roman" w:hAnsi="Cambria Math" w:cs="Times New Roman"/>
               <w:sz w:val="24"/>
@@ -972,23 +929,7 @@
           <w:sz w:val="24"/>
           <w:szCs w:val="24"/>
         </w:rPr>
-        <w:t xml:space="preserve">Thus, time is not </w:t>
-      </w:r>
-      <w:r>
-        <w:rPr>
-          <w:rFonts w:ascii="Times New Roman" w:eastAsia="Times New Roman" w:hAnsi="Times New Roman" w:cs="Times New Roman"/>
-          <w:sz w:val="24"/>
-          <w:szCs w:val="24"/>
-        </w:rPr>
-        <w:t>abstract and</w:t>
-      </w:r>
-      <w:r>
-        <w:rPr>
-          <w:rFonts w:ascii="Times New Roman" w:eastAsia="Times New Roman" w:hAnsi="Times New Roman" w:cs="Times New Roman"/>
-          <w:sz w:val="24"/>
-          <w:szCs w:val="24"/>
-        </w:rPr>
-        <w:t xml:space="preserve"> is </w:t>
+        <w:t xml:space="preserve">Thus, time is not abstract and is </w:t>
       </w:r>
       <w:r>
         <w:rPr>
@@ -1169,7 +1110,6 @@
           <m:r>
             <w:rPr>
               <w:rFonts w:ascii="Cambria Math" w:eastAsia="Times New Roman" w:hAnsi="Cambria Math" w:cs="Times New Roman"/>
-              <w:i/>
               <w:sz w:val="24"/>
               <w:szCs w:val="24"/>
             </w:rPr>
@@ -1505,6 +1445,9 @@
             </m:e>
           </m:rad>
           <m:r>
+            <m:rPr>
+              <m:sty m:val="p"/>
+            </m:rPr>
             <w:rPr>
               <w:rFonts w:ascii="Cambria Math" w:eastAsia="Times New Roman" w:hAnsi="Cambria Math" w:cs="Times New Roman"/>
               <w:sz w:val="24"/>
@@ -1544,19 +1487,11 @@
       </w:pPr>
       <w:r>
         <w:rPr>
-          <w:rFonts w:ascii="Segoe UI Emoji" w:eastAsia="Times New Roman" w:hAnsi="Segoe UI Emoji" w:cs="Segoe UI Emoji"/>
-          <w:sz w:val="24"/>
-          <w:szCs w:val="24"/>
-        </w:rPr>
-        <w:t>👉</w:t>
-      </w:r>
-      <w:r>
-        <w:rPr>
-          <w:rFonts w:ascii="Times New Roman" w:eastAsia="Times New Roman" w:hAnsi="Times New Roman" w:cs="Times New Roman"/>
-          <w:sz w:val="24"/>
-          <w:szCs w:val="24"/>
-        </w:rPr>
-        <w:t xml:space="preserve"> Two observers starting and ending together can experience different elapsed times depending on their trajectories.</w:t>
+          <w:rFonts w:ascii="Times New Roman" w:eastAsia="Times New Roman" w:hAnsi="Times New Roman" w:cs="Times New Roman"/>
+          <w:sz w:val="24"/>
+          <w:szCs w:val="24"/>
+        </w:rPr>
+        <w:t>Two observers starting and ending together can experience different elapsed times depending on their trajectories.</w:t>
       </w:r>
     </w:p>
     <w:p>
@@ -1925,6 +1860,9 @@
             </m:sub>
           </m:sSub>
           <m:r>
+            <m:rPr>
+              <m:sty m:val="p"/>
+            </m:rPr>
             <w:rPr>
               <w:rFonts w:ascii="Cambria Math" w:eastAsia="Times New Roman" w:hAnsi="Cambria Math" w:cs="Times New Roman"/>
               <w:sz w:val="24"/>
@@ -1986,7 +1924,6 @@
           <m:r>
             <w:rPr>
               <w:rFonts w:ascii="Cambria Math" w:eastAsia="Times New Roman" w:hAnsi="Cambria Math" w:cs="Times New Roman"/>
-              <w:i/>
               <w:sz w:val="24"/>
               <w:szCs w:val="24"/>
             </w:rPr>
@@ -2010,23 +1947,7 @@
           <w:sz w:val="24"/>
           <w:szCs w:val="24"/>
         </w:rPr>
-        <w:t xml:space="preserve">This does not imply that time is stopped or made </w:t>
-      </w:r>
-      <w:r>
-        <w:rPr>
-          <w:rFonts w:ascii="Times New Roman" w:eastAsia="Times New Roman" w:hAnsi="Times New Roman" w:cs="Times New Roman"/>
-          <w:sz w:val="24"/>
-          <w:szCs w:val="24"/>
-        </w:rPr>
-        <w:t>instantaneously</w:t>
-      </w:r>
-      <w:r>
-        <w:rPr>
-          <w:rFonts w:ascii="Times New Roman" w:eastAsia="Times New Roman" w:hAnsi="Times New Roman" w:cs="Times New Roman"/>
-          <w:sz w:val="24"/>
-          <w:szCs w:val="24"/>
-        </w:rPr>
-        <w:t>. Instead, it means:</w:t>
+        <w:t>This does not imply that time is stopped or made instantaneously. Instead, it means:</w:t>
       </w:r>
     </w:p>
     <w:p>
@@ -2040,19 +1961,11 @@
       </w:pPr>
       <w:r>
         <w:rPr>
-          <w:rFonts w:ascii="Segoe UI Emoji" w:eastAsia="Times New Roman" w:hAnsi="Segoe UI Emoji" w:cs="Segoe UI Emoji"/>
-          <w:sz w:val="24"/>
-          <w:szCs w:val="24"/>
-        </w:rPr>
-        <w:t>👉</w:t>
-      </w:r>
-      <w:r>
-        <w:rPr>
-          <w:rFonts w:ascii="Times New Roman" w:eastAsia="Times New Roman" w:hAnsi="Times New Roman" w:cs="Times New Roman"/>
-          <w:sz w:val="24"/>
-          <w:szCs w:val="24"/>
-        </w:rPr>
-        <w:t xml:space="preserve"> Both observers accumulate the same proper time along their respective paths.</w:t>
+          <w:rFonts w:ascii="Times New Roman" w:eastAsia="Times New Roman" w:hAnsi="Times New Roman" w:cs="Times New Roman"/>
+          <w:sz w:val="24"/>
+          <w:szCs w:val="24"/>
+        </w:rPr>
+        <w:t>Both observers accumulate the same proper time along their respective paths.</w:t>
       </w:r>
     </w:p>
     <w:p>
@@ -2169,19 +2082,11 @@
       </w:pPr>
       <w:r>
         <w:rPr>
-          <w:rFonts w:ascii="Segoe UI Emoji" w:eastAsia="Times New Roman" w:hAnsi="Segoe UI Emoji" w:cs="Segoe UI Emoji"/>
-          <w:sz w:val="24"/>
-          <w:szCs w:val="24"/>
-        </w:rPr>
-        <w:t>👉</w:t>
-      </w:r>
-      <w:r>
-        <w:rPr>
-          <w:rFonts w:ascii="Times New Roman" w:eastAsia="Times New Roman" w:hAnsi="Times New Roman" w:cs="Times New Roman"/>
-          <w:sz w:val="24"/>
-          <w:szCs w:val="24"/>
-        </w:rPr>
-        <w:t xml:space="preserve"> The trajectory is engineered so that </w:t>
+          <w:rFonts w:ascii="Times New Roman" w:eastAsia="Times New Roman" w:hAnsi="Times New Roman" w:cs="Times New Roman"/>
+          <w:sz w:val="24"/>
+          <w:szCs w:val="24"/>
+        </w:rPr>
+        <w:t xml:space="preserve">The trajectory is engineered so that </w:t>
       </w:r>
       <w:r>
         <w:rPr>
@@ -2398,7 +2303,6 @@
           <w:szCs w:val="24"/>
         </w:rPr>
       </w:pPr>
-      <w:proofErr w:type="gramStart"/>
       <w:r>
         <w:rPr>
           <w:rFonts w:ascii="Times New Roman" w:eastAsia="Times New Roman" w:hAnsi="Times New Roman" w:cs="Times New Roman"/>
@@ -2407,7 +2311,6 @@
         </w:rPr>
         <w:t>Compute</w:t>
       </w:r>
-      <w:proofErr w:type="gramEnd"/>
       <w:r>
         <w:rPr>
           <w:rFonts w:ascii="Times New Roman" w:eastAsia="Times New Roman" w:hAnsi="Times New Roman" w:cs="Times New Roman"/>
@@ -2942,22 +2845,6 @@
       </w:pPr>
       <w:r>
         <w:rPr>
-          <w:rFonts w:ascii="Segoe UI Emoji" w:eastAsia="Times New Roman" w:hAnsi="Segoe UI Emoji" w:cs="Segoe UI Emoji"/>
-          <w:sz w:val="24"/>
-          <w:szCs w:val="24"/>
-        </w:rPr>
-        <w:t>👉</w:t>
-      </w:r>
-      <w:r>
-        <w:rPr>
-          <w:rFonts w:ascii="Times New Roman" w:eastAsia="Times New Roman" w:hAnsi="Times New Roman" w:cs="Times New Roman"/>
-          <w:sz w:val="24"/>
-          <w:szCs w:val="24"/>
-        </w:rPr>
-        <w:t xml:space="preserve"> </w:t>
-      </w:r>
-      <w:r>
-        <w:rPr>
           <w:rFonts w:ascii="Times New Roman" w:eastAsia="Times New Roman" w:hAnsi="Times New Roman" w:cs="Times New Roman"/>
           <w:b/>
           <w:bCs/>
@@ -3025,7 +2912,6 @@
         </w:rPr>
         <w:t xml:space="preserve">Newton, I. </w:t>
       </w:r>
-      <w:proofErr w:type="spellStart"/>
       <w:r>
         <w:rPr>
           <w:rFonts w:ascii="Times New Roman" w:eastAsia="Times New Roman" w:hAnsi="Times New Roman" w:cs="Times New Roman"/>
@@ -3034,18 +2920,7 @@
           <w:sz w:val="24"/>
           <w:szCs w:val="24"/>
         </w:rPr>
-        <w:t>Philosophiæ</w:t>
-      </w:r>
-      <w:proofErr w:type="spellEnd"/>
-      <w:r>
-        <w:rPr>
-          <w:rFonts w:ascii="Times New Roman" w:eastAsia="Times New Roman" w:hAnsi="Times New Roman" w:cs="Times New Roman"/>
-          <w:i/>
-          <w:iCs/>
-          <w:sz w:val="24"/>
-          <w:szCs w:val="24"/>
-        </w:rPr>
-        <w:t xml:space="preserve"> Naturalis Principia Mathematica</w:t>
+        <w:t>Philosophiæ Naturalis Principia Mathematica</w:t>
       </w:r>
       <w:r>
         <w:rPr>
